--- a/docs/FlyerTracker - Benutzeransicht.docx
+++ b/docs/FlyerTracker - Benutzeransicht.docx
@@ -272,6 +272,9 @@
     </w:p>
     <w:p/>
     <w:p>
+      <w:pPr>
+        <w:jc w:val="center"/>
+      </w:pPr>
       <w:r>
         <w:rPr>
           <w:noProof/>
@@ -358,12 +361,15 @@
     </w:p>
     <w:p/>
     <w:p>
+      <w:pPr>
+        <w:jc w:val="center"/>
+      </w:pPr>
       <w:r>
         <w:rPr>
           <w:noProof/>
         </w:rPr>
         <w:drawing>
-          <wp:inline distT="0" distB="0" distL="0" distR="0" wp14:anchorId="5224EF55" wp14:editId="09AA67D8">
+          <wp:inline distT="0" distB="0" distL="0" distR="0" wp14:anchorId="5224EF55" wp14:editId="686D3AA1">
             <wp:extent cx="3045600" cy="5227200"/>
             <wp:effectExtent l="0" t="0" r="2540" b="0"/>
             <wp:docPr id="1755082573" name="Picture 2"/>
@@ -441,6 +447,9 @@
       <w:r>
         <w:t>Fenster mit weitere Informationen. Bei Bedarf kann vor hier auch direkt eine Navigationsapp der Wahl gestartet werden.</w:t>
       </w:r>
+      <w:r>
+        <w:t xml:space="preserve"> Hier kann auch der aktuell ausgewählte Punkt gelöscht werden.</w:t>
+      </w:r>
     </w:p>
     <w:p/>
     <w:p>
@@ -451,27 +460,240 @@
         <mc:AlternateContent>
           <mc:Choice Requires="wps">
             <w:drawing>
-              <wp:anchor distT="0" distB="0" distL="114300" distR="114300" simplePos="0" relativeHeight="251659264" behindDoc="0" locked="0" layoutInCell="1" allowOverlap="1" wp14:anchorId="4080C759" wp14:editId="1D153F28">
+              <wp:anchor distT="0" distB="0" distL="114300" distR="114300" simplePos="0" relativeHeight="251668480" behindDoc="0" locked="0" layoutInCell="1" allowOverlap="1" wp14:anchorId="2A5C7DA3" wp14:editId="01DABCFB">
                 <wp:simplePos x="0" y="0"/>
                 <wp:positionH relativeFrom="column">
-                  <wp:posOffset>1703705</wp:posOffset>
+                  <wp:posOffset>52705</wp:posOffset>
                 </wp:positionH>
                 <wp:positionV relativeFrom="paragraph">
-                  <wp:posOffset>3378200</wp:posOffset>
+                  <wp:posOffset>208915</wp:posOffset>
                 </wp:positionV>
-                <wp:extent cx="2552700" cy="349250"/>
-                <wp:effectExtent l="19050" t="38100" r="19050" b="165100"/>
+                <wp:extent cx="1828800" cy="739140"/>
+                <wp:effectExtent l="0" t="0" r="19050" b="22860"/>
                 <wp:wrapNone/>
-                <wp:docPr id="1666096182" name="Straight Arrow Connector 5"/>
+                <wp:docPr id="865439160" name="Text Box 5"/>
+                <wp:cNvGraphicFramePr/>
+                <a:graphic xmlns:a="http://schemas.openxmlformats.org/drawingml/2006/main">
+                  <a:graphicData uri="http://schemas.microsoft.com/office/word/2010/wordprocessingShape">
+                    <wps:wsp>
+                      <wps:cNvSpPr txBox="1"/>
+                      <wps:spPr>
+                        <a:xfrm>
+                          <a:off x="0" y="0"/>
+                          <a:ext cx="1828800" cy="739140"/>
+                        </a:xfrm>
+                        <a:prstGeom prst="rect">
+                          <a:avLst/>
+                        </a:prstGeom>
+                        <a:ln/>
+                      </wps:spPr>
+                      <wps:style>
+                        <a:lnRef idx="3">
+                          <a:schemeClr val="lt1"/>
+                        </a:lnRef>
+                        <a:fillRef idx="1">
+                          <a:schemeClr val="accent1"/>
+                        </a:fillRef>
+                        <a:effectRef idx="1">
+                          <a:schemeClr val="accent1"/>
+                        </a:effectRef>
+                        <a:fontRef idx="minor">
+                          <a:schemeClr val="lt1"/>
+                        </a:fontRef>
+                      </wps:style>
+                      <wps:txbx>
+                        <w:txbxContent>
+                          <w:p>
+                            <w:pPr>
+                              <w:jc w:val="center"/>
+                            </w:pPr>
+                            <w:r>
+                              <w:t xml:space="preserve">Zeigt </w:t>
+                            </w:r>
+                            <w:r>
+                              <w:t>meine eigene Position auf der Karte an</w:t>
+                            </w:r>
+                          </w:p>
+                        </w:txbxContent>
+                      </wps:txbx>
+                      <wps:bodyPr rot="0" spcFirstLastPara="0" vertOverflow="overflow" horzOverflow="overflow" vert="horz" wrap="square" lIns="91440" tIns="45720" rIns="91440" bIns="45720" numCol="1" spcCol="0" rtlCol="0" fromWordArt="0" anchor="t" anchorCtr="0" forceAA="0" compatLnSpc="1">
+                        <a:prstTxWarp prst="textNoShape">
+                          <a:avLst/>
+                        </a:prstTxWarp>
+                        <a:noAutofit/>
+                      </wps:bodyPr>
+                    </wps:wsp>
+                  </a:graphicData>
+                </a:graphic>
+                <wp14:sizeRelH relativeFrom="margin">
+                  <wp14:pctWidth>0</wp14:pctWidth>
+                </wp14:sizeRelH>
+                <wp14:sizeRelV relativeFrom="margin">
+                  <wp14:pctHeight>0</wp14:pctHeight>
+                </wp14:sizeRelV>
+              </wp:anchor>
+            </w:drawing>
+          </mc:Choice>
+          <mc:Fallback>
+            <w:pict>
+              <v:shapetype w14:anchorId="2A5C7DA3" id="_x0000_t202" coordsize="21600,21600" o:spt="202" path="m,l,21600r21600,l21600,xe">
+                <v:stroke joinstyle="miter"/>
+                <v:path gradientshapeok="t" o:connecttype="rect"/>
+              </v:shapetype>
+              <v:shape id="Text Box 5" o:spid="_x0000_s1026" type="#_x0000_t202" style="position:absolute;margin-left:4.15pt;margin-top:16.45pt;width:2in;height:58.2pt;z-index:251668480;visibility:visible;mso-wrap-style:square;mso-width-percent:0;mso-height-percent:0;mso-wrap-distance-left:9pt;mso-wrap-distance-top:0;mso-wrap-distance-right:9pt;mso-wrap-distance-bottom:0;mso-position-horizontal:absolute;mso-position-horizontal-relative:text;mso-position-vertical:absolute;mso-position-vertical-relative:text;mso-width-percent:0;mso-height-percent:0;mso-width-relative:margin;mso-height-relative:margin;v-text-anchor:top" o:gfxdata="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" fillcolor="#156082 [3204]" strokecolor="white [3201]" strokeweight="1.5pt">
+                <v:textbox>
+                  <w:txbxContent>
+                    <w:p>
+                      <w:pPr>
+                        <w:jc w:val="center"/>
+                      </w:pPr>
+                      <w:r>
+                        <w:t xml:space="preserve">Zeigt </w:t>
+                      </w:r>
+                      <w:r>
+                        <w:t>meine eigene Position auf der Karte an</w:t>
+                      </w:r>
+                    </w:p>
+                  </w:txbxContent>
+                </v:textbox>
+              </v:shape>
+            </w:pict>
+          </mc:Fallback>
+        </mc:AlternateContent>
+      </w:r>
+      <w:r>
+        <w:rPr>
+          <w:noProof/>
+        </w:rPr>
+        <mc:AlternateContent>
+          <mc:Choice Requires="wps">
+            <w:drawing>
+              <wp:anchor distT="0" distB="0" distL="114300" distR="114300" simplePos="0" relativeHeight="251664384" behindDoc="0" locked="0" layoutInCell="1" allowOverlap="1" wp14:anchorId="2BC82858" wp14:editId="184BE380">
+                <wp:simplePos x="0" y="0"/>
+                <wp:positionH relativeFrom="column">
+                  <wp:posOffset>3428365</wp:posOffset>
+                </wp:positionH>
+                <wp:positionV relativeFrom="paragraph">
+                  <wp:posOffset>79375</wp:posOffset>
+                </wp:positionV>
+                <wp:extent cx="1828800" cy="739140"/>
+                <wp:effectExtent l="0" t="0" r="19050" b="22860"/>
+                <wp:wrapNone/>
+                <wp:docPr id="1847916170" name="Text Box 5"/>
+                <wp:cNvGraphicFramePr/>
+                <a:graphic xmlns:a="http://schemas.openxmlformats.org/drawingml/2006/main">
+                  <a:graphicData uri="http://schemas.microsoft.com/office/word/2010/wordprocessingShape">
+                    <wps:wsp>
+                      <wps:cNvSpPr txBox="1"/>
+                      <wps:spPr>
+                        <a:xfrm>
+                          <a:off x="0" y="0"/>
+                          <a:ext cx="1828800" cy="739140"/>
+                        </a:xfrm>
+                        <a:prstGeom prst="rect">
+                          <a:avLst/>
+                        </a:prstGeom>
+                        <a:ln/>
+                      </wps:spPr>
+                      <wps:style>
+                        <a:lnRef idx="3">
+                          <a:schemeClr val="lt1"/>
+                        </a:lnRef>
+                        <a:fillRef idx="1">
+                          <a:schemeClr val="accent1"/>
+                        </a:fillRef>
+                        <a:effectRef idx="1">
+                          <a:schemeClr val="accent1"/>
+                        </a:effectRef>
+                        <a:fontRef idx="minor">
+                          <a:schemeClr val="lt1"/>
+                        </a:fontRef>
+                      </wps:style>
+                      <wps:txbx>
+                        <w:txbxContent>
+                          <w:p>
+                            <w:pPr>
+                              <w:jc w:val="center"/>
+                            </w:pPr>
+                            <w:r>
+                              <w:t>Zeigt die chronologische Abfolge der Wegpunkte auf der Karte an</w:t>
+                            </w:r>
+                          </w:p>
+                        </w:txbxContent>
+                      </wps:txbx>
+                      <wps:bodyPr rot="0" spcFirstLastPara="0" vertOverflow="overflow" horzOverflow="overflow" vert="horz" wrap="square" lIns="91440" tIns="45720" rIns="91440" bIns="45720" numCol="1" spcCol="0" rtlCol="0" fromWordArt="0" anchor="t" anchorCtr="0" forceAA="0" compatLnSpc="1">
+                        <a:prstTxWarp prst="textNoShape">
+                          <a:avLst/>
+                        </a:prstTxWarp>
+                        <a:noAutofit/>
+                      </wps:bodyPr>
+                    </wps:wsp>
+                  </a:graphicData>
+                </a:graphic>
+                <wp14:sizeRelH relativeFrom="margin">
+                  <wp14:pctWidth>0</wp14:pctWidth>
+                </wp14:sizeRelH>
+                <wp14:sizeRelV relativeFrom="margin">
+                  <wp14:pctHeight>0</wp14:pctHeight>
+                </wp14:sizeRelV>
+              </wp:anchor>
+            </w:drawing>
+          </mc:Choice>
+          <mc:Fallback>
+            <w:pict>
+              <v:shape w14:anchorId="2BC82858" id="_x0000_s1027" type="#_x0000_t202" style="position:absolute;margin-left:269.95pt;margin-top:6.25pt;width:2in;height:58.2pt;z-index:251664384;visibility:visible;mso-wrap-style:square;mso-width-percent:0;mso-height-percent:0;mso-wrap-distance-left:9pt;mso-wrap-distance-top:0;mso-wrap-distance-right:9pt;mso-wrap-distance-bottom:0;mso-position-horizontal:absolute;mso-position-horizontal-relative:text;mso-position-vertical:absolute;mso-position-vertical-relative:text;mso-width-percent:0;mso-height-percent:0;mso-width-relative:margin;mso-height-relative:margin;v-text-anchor:top" o:gfxdata="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" fillcolor="#156082 [3204]" strokecolor="white [3201]" strokeweight="1.5pt">
+                <v:textbox>
+                  <w:txbxContent>
+                    <w:p>
+                      <w:pPr>
+                        <w:jc w:val="center"/>
+                      </w:pPr>
+                      <w:r>
+                        <w:t>Zeigt die chronologische Abfolge der Wegpunkte auf der Karte an</w:t>
+                      </w:r>
+                    </w:p>
+                  </w:txbxContent>
+                </v:textbox>
+              </v:shape>
+            </w:pict>
+          </mc:Fallback>
+        </mc:AlternateContent>
+      </w:r>
+    </w:p>
+    <w:p>
+      <w:pPr>
+        <w:rPr>
+          <w:noProof/>
+        </w:rPr>
+      </w:pPr>
+      <w:r>
+        <w:rPr>
+          <w:noProof/>
+        </w:rPr>
+        <mc:AlternateContent>
+          <mc:Choice Requires="wps">
+            <w:drawing>
+              <wp:anchor distT="0" distB="0" distL="114300" distR="114300" simplePos="0" relativeHeight="251673600" behindDoc="0" locked="0" layoutInCell="1" allowOverlap="1" wp14:anchorId="2AFB6822" wp14:editId="4A06464E">
+                <wp:simplePos x="0" y="0"/>
+                <wp:positionH relativeFrom="column">
+                  <wp:posOffset>2155825</wp:posOffset>
+                </wp:positionH>
+                <wp:positionV relativeFrom="paragraph">
+                  <wp:posOffset>5027930</wp:posOffset>
+                </wp:positionV>
+                <wp:extent cx="2583180" cy="198120"/>
+                <wp:effectExtent l="19050" t="190500" r="0" b="87630"/>
+                <wp:wrapNone/>
+                <wp:docPr id="247753951" name="Straight Arrow Connector 5"/>
                 <wp:cNvGraphicFramePr/>
                 <a:graphic xmlns:a="http://schemas.openxmlformats.org/drawingml/2006/main">
                   <a:graphicData uri="http://schemas.microsoft.com/office/word/2010/wordprocessingShape">
                     <wps:wsp>
                       <wps:cNvCnPr/>
                       <wps:spPr>
-                        <a:xfrm>
+                        <a:xfrm flipV="1">
                           <a:off x="0" y="0"/>
-                          <a:ext cx="2552700" cy="349250"/>
+                          <a:ext cx="2583180" cy="198120"/>
                         </a:xfrm>
                         <a:prstGeom prst="straightConnector1">
                           <a:avLst/>
@@ -504,16 +726,22 @@
                     </wps:wsp>
                   </a:graphicData>
                 </a:graphic>
+                <wp14:sizeRelH relativeFrom="margin">
+                  <wp14:pctWidth>0</wp14:pctWidth>
+                </wp14:sizeRelH>
+                <wp14:sizeRelV relativeFrom="margin">
+                  <wp14:pctHeight>0</wp14:pctHeight>
+                </wp14:sizeRelV>
               </wp:anchor>
             </w:drawing>
           </mc:Choice>
           <mc:Fallback>
             <w:pict>
-              <v:shapetype w14:anchorId="2ACA0E32" id="_x0000_t32" coordsize="21600,21600" o:spt="32" o:oned="t" path="m,l21600,21600e" filled="f">
+              <v:shapetype w14:anchorId="13417102" id="_x0000_t32" coordsize="21600,21600" o:spt="32" o:oned="t" path="m,l21600,21600e" filled="f">
                 <v:path arrowok="t" fillok="f" o:connecttype="none"/>
                 <o:lock v:ext="edit" shapetype="t"/>
               </v:shapetype>
-              <v:shape id="Straight Arrow Connector 5" o:spid="_x0000_s1026" type="#_x0000_t32" style="position:absolute;margin-left:134.15pt;margin-top:266pt;width:201pt;height:27.5pt;z-index:251659264;visibility:visible;mso-wrap-style:square;mso-wrap-distance-left:9pt;mso-wrap-distance-top:0;mso-wrap-distance-right:9pt;mso-wrap-distance-bottom:0;mso-position-horizontal:absolute;mso-position-horizontal-relative:text;mso-position-vertical:absolute;mso-position-vertical-relative:text" o:gfxdata="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" strokecolor="#e00" strokeweight="6pt">
+              <v:shape id="Straight Arrow Connector 5" o:spid="_x0000_s1026" type="#_x0000_t32" style="position:absolute;margin-left:169.75pt;margin-top:395.9pt;width:203.4pt;height:15.6pt;flip:y;z-index:251673600;visibility:visible;mso-wrap-style:square;mso-width-percent:0;mso-height-percent:0;mso-wrap-distance-left:9pt;mso-wrap-distance-top:0;mso-wrap-distance-right:9pt;mso-wrap-distance-bottom:0;mso-position-horizontal:absolute;mso-position-horizontal-relative:text;mso-position-vertical:absolute;mso-position-vertical-relative:text;mso-width-percent:0;mso-height-percent:0;mso-width-relative:margin;mso-height-relative:margin" o:gfxdata="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" strokecolor="#e00" strokeweight="6pt">
                 <v:stroke endarrow="open"/>
               </v:shape>
             </w:pict>
@@ -525,18 +753,18 @@
           <w:noProof/>
         </w:rPr>
         <w:drawing>
-          <wp:anchor distT="0" distB="0" distL="114300" distR="114300" simplePos="0" relativeHeight="251658240" behindDoc="0" locked="0" layoutInCell="1" allowOverlap="1" wp14:anchorId="462DF787" wp14:editId="0BECE4A8">
+          <wp:anchor distT="0" distB="0" distL="114300" distR="114300" simplePos="0" relativeHeight="251671552" behindDoc="0" locked="0" layoutInCell="1" allowOverlap="1" wp14:anchorId="6A54EFF7" wp14:editId="416F1E89">
             <wp:simplePos x="0" y="0"/>
             <wp:positionH relativeFrom="column">
-              <wp:posOffset>3380105</wp:posOffset>
+              <wp:posOffset>4510405</wp:posOffset>
             </wp:positionH>
             <wp:positionV relativeFrom="paragraph">
-              <wp:posOffset>806450</wp:posOffset>
+              <wp:posOffset>3770630</wp:posOffset>
             </wp:positionV>
-            <wp:extent cx="2425700" cy="4305300"/>
+            <wp:extent cx="1775460" cy="2324100"/>
             <wp:effectExtent l="0" t="0" r="0" b="0"/>
             <wp:wrapNone/>
-            <wp:docPr id="553909861" name="Picture 4"/>
+            <wp:docPr id="209940201" name="Picture 6"/>
             <wp:cNvGraphicFramePr>
               <a:graphicFrameLocks xmlns:a="http://schemas.openxmlformats.org/drawingml/2006/main" noChangeAspect="1"/>
             </wp:cNvGraphicFramePr>
@@ -557,7 +785,7 @@
                         </a:ext>
                       </a:extLst>
                     </a:blip>
-                    <a:srcRect r="21188" b="25576"/>
+                    <a:srcRect l="23077" t="30078" r="19722" b="32169"/>
                     <a:stretch>
                       <a:fillRect/>
                     </a:stretch>
@@ -565,7 +793,7 @@
                   <pic:spPr bwMode="auto">
                     <a:xfrm>
                       <a:off x="0" y="0"/>
-                      <a:ext cx="2425700" cy="4305300"/>
+                      <a:ext cx="1775460" cy="2324100"/>
                     </a:xfrm>
                     <a:prstGeom prst="rect">
                       <a:avLst/>
@@ -590,11 +818,325 @@
         <w:rPr>
           <w:noProof/>
         </w:rPr>
+        <mc:AlternateContent>
+          <mc:Choice Requires="wps">
+            <w:drawing>
+              <wp:anchor distT="0" distB="0" distL="114300" distR="114300" simplePos="0" relativeHeight="251670528" behindDoc="0" locked="0" layoutInCell="1" allowOverlap="1" wp14:anchorId="1FB5A145" wp14:editId="2445CCC3">
+                <wp:simplePos x="0" y="0"/>
+                <wp:positionH relativeFrom="column">
+                  <wp:posOffset>517525</wp:posOffset>
+                </wp:positionH>
+                <wp:positionV relativeFrom="paragraph">
+                  <wp:posOffset>497840</wp:posOffset>
+                </wp:positionV>
+                <wp:extent cx="990600" cy="1924050"/>
+                <wp:effectExtent l="38100" t="19050" r="76200" b="57150"/>
+                <wp:wrapNone/>
+                <wp:docPr id="364412172" name="Straight Arrow Connector 5"/>
+                <wp:cNvGraphicFramePr/>
+                <a:graphic xmlns:a="http://schemas.openxmlformats.org/drawingml/2006/main">
+                  <a:graphicData uri="http://schemas.microsoft.com/office/word/2010/wordprocessingShape">
+                    <wps:wsp>
+                      <wps:cNvCnPr/>
+                      <wps:spPr>
+                        <a:xfrm>
+                          <a:off x="0" y="0"/>
+                          <a:ext cx="990600" cy="1924050"/>
+                        </a:xfrm>
+                        <a:prstGeom prst="straightConnector1">
+                          <a:avLst/>
+                        </a:prstGeom>
+                        <a:ln w="76200" cap="flat" cmpd="sng" algn="ctr">
+                          <a:solidFill>
+                            <a:srgbClr val="EE0000"/>
+                          </a:solidFill>
+                          <a:prstDash val="solid"/>
+                          <a:round/>
+                          <a:headEnd type="none" w="med" len="med"/>
+                          <a:tailEnd type="arrow" w="med" len="med"/>
+                        </a:ln>
+                      </wps:spPr>
+                      <wps:style>
+                        <a:lnRef idx="0">
+                          <a:scrgbClr r="0" g="0" b="0"/>
+                        </a:lnRef>
+                        <a:fillRef idx="0">
+                          <a:scrgbClr r="0" g="0" b="0"/>
+                        </a:fillRef>
+                        <a:effectRef idx="0">
+                          <a:scrgbClr r="0" g="0" b="0"/>
+                        </a:effectRef>
+                        <a:fontRef idx="minor">
+                          <a:schemeClr val="tx1"/>
+                        </a:fontRef>
+                      </wps:style>
+                      <wps:bodyPr/>
+                    </wps:wsp>
+                  </a:graphicData>
+                </a:graphic>
+                <wp14:sizeRelH relativeFrom="margin">
+                  <wp14:pctWidth>0</wp14:pctWidth>
+                </wp14:sizeRelH>
+                <wp14:sizeRelV relativeFrom="margin">
+                  <wp14:pctHeight>0</wp14:pctHeight>
+                </wp14:sizeRelV>
+              </wp:anchor>
+            </w:drawing>
+          </mc:Choice>
+          <mc:Fallback>
+            <w:pict>
+              <v:shape w14:anchorId="1702AAF2" id="Straight Arrow Connector 5" o:spid="_x0000_s1026" type="#_x0000_t32" style="position:absolute;margin-left:40.75pt;margin-top:39.2pt;width:78pt;height:151.5pt;z-index:251670528;visibility:visible;mso-wrap-style:square;mso-width-percent:0;mso-height-percent:0;mso-wrap-distance-left:9pt;mso-wrap-distance-top:0;mso-wrap-distance-right:9pt;mso-wrap-distance-bottom:0;mso-position-horizontal:absolute;mso-position-horizontal-relative:text;mso-position-vertical:absolute;mso-position-vertical-relative:text;mso-width-percent:0;mso-height-percent:0;mso-width-relative:margin;mso-height-relative:margin" o:gfxdata="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" strokecolor="#e00" strokeweight="6pt">
+                <v:stroke endarrow="open"/>
+              </v:shape>
+            </w:pict>
+          </mc:Fallback>
+        </mc:AlternateContent>
+      </w:r>
+      <w:r>
+        <w:rPr>
+          <w:noProof/>
+        </w:rPr>
+        <mc:AlternateContent>
+          <mc:Choice Requires="wps">
+            <w:drawing>
+              <wp:anchor distT="0" distB="0" distL="114300" distR="114300" simplePos="0" relativeHeight="251666432" behindDoc="0" locked="0" layoutInCell="1" allowOverlap="1" wp14:anchorId="147EC574" wp14:editId="6846A1FB">
+                <wp:simplePos x="0" y="0"/>
+                <wp:positionH relativeFrom="column">
+                  <wp:posOffset>3596005</wp:posOffset>
+                </wp:positionH>
+                <wp:positionV relativeFrom="paragraph">
+                  <wp:posOffset>341630</wp:posOffset>
+                </wp:positionV>
+                <wp:extent cx="129540" cy="1760220"/>
+                <wp:effectExtent l="190500" t="19050" r="80010" b="49530"/>
+                <wp:wrapNone/>
+                <wp:docPr id="2024033503" name="Straight Arrow Connector 5"/>
+                <wp:cNvGraphicFramePr/>
+                <a:graphic xmlns:a="http://schemas.openxmlformats.org/drawingml/2006/main">
+                  <a:graphicData uri="http://schemas.microsoft.com/office/word/2010/wordprocessingShape">
+                    <wps:wsp>
+                      <wps:cNvCnPr/>
+                      <wps:spPr>
+                        <a:xfrm flipH="1">
+                          <a:off x="0" y="0"/>
+                          <a:ext cx="129540" cy="1760220"/>
+                        </a:xfrm>
+                        <a:prstGeom prst="straightConnector1">
+                          <a:avLst/>
+                        </a:prstGeom>
+                        <a:ln w="76200" cap="flat" cmpd="sng" algn="ctr">
+                          <a:solidFill>
+                            <a:srgbClr val="EE0000"/>
+                          </a:solidFill>
+                          <a:prstDash val="solid"/>
+                          <a:round/>
+                          <a:headEnd type="none" w="med" len="med"/>
+                          <a:tailEnd type="arrow" w="med" len="med"/>
+                        </a:ln>
+                      </wps:spPr>
+                      <wps:style>
+                        <a:lnRef idx="0">
+                          <a:scrgbClr r="0" g="0" b="0"/>
+                        </a:lnRef>
+                        <a:fillRef idx="0">
+                          <a:scrgbClr r="0" g="0" b="0"/>
+                        </a:fillRef>
+                        <a:effectRef idx="0">
+                          <a:scrgbClr r="0" g="0" b="0"/>
+                        </a:effectRef>
+                        <a:fontRef idx="minor">
+                          <a:schemeClr val="tx1"/>
+                        </a:fontRef>
+                      </wps:style>
+                      <wps:bodyPr/>
+                    </wps:wsp>
+                  </a:graphicData>
+                </a:graphic>
+                <wp14:sizeRelH relativeFrom="margin">
+                  <wp14:pctWidth>0</wp14:pctWidth>
+                </wp14:sizeRelH>
+                <wp14:sizeRelV relativeFrom="margin">
+                  <wp14:pctHeight>0</wp14:pctHeight>
+                </wp14:sizeRelV>
+              </wp:anchor>
+            </w:drawing>
+          </mc:Choice>
+          <mc:Fallback>
+            <w:pict>
+              <v:shape w14:anchorId="7FD1AD13" id="Straight Arrow Connector 5" o:spid="_x0000_s1026" type="#_x0000_t32" style="position:absolute;margin-left:283.15pt;margin-top:26.9pt;width:10.2pt;height:138.6pt;flip:x;z-index:251666432;visibility:visible;mso-wrap-style:square;mso-width-percent:0;mso-height-percent:0;mso-wrap-distance-left:9pt;mso-wrap-distance-top:0;mso-wrap-distance-right:9pt;mso-wrap-distance-bottom:0;mso-position-horizontal:absolute;mso-position-horizontal-relative:text;mso-position-vertical:absolute;mso-position-vertical-relative:text;mso-width-percent:0;mso-height-percent:0;mso-width-relative:margin;mso-height-relative:margin" o:gfxdata="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" strokecolor="#e00" strokeweight="6pt">
+                <v:stroke endarrow="open"/>
+              </v:shape>
+            </w:pict>
+          </mc:Fallback>
+        </mc:AlternateContent>
+      </w:r>
+      <w:r>
+        <w:rPr>
+          <w:noProof/>
+        </w:rPr>
+        <mc:AlternateContent>
+          <mc:Choice Requires="wps">
+            <w:drawing>
+              <wp:anchor distT="0" distB="0" distL="114300" distR="114300" simplePos="0" relativeHeight="251663360" behindDoc="0" locked="0" layoutInCell="1" allowOverlap="1" wp14:anchorId="5EA6C47F" wp14:editId="2739E62D">
+                <wp:simplePos x="0" y="0"/>
+                <wp:positionH relativeFrom="column">
+                  <wp:posOffset>4041775</wp:posOffset>
+                </wp:positionH>
+                <wp:positionV relativeFrom="paragraph">
+                  <wp:posOffset>2467610</wp:posOffset>
+                </wp:positionV>
+                <wp:extent cx="872490" cy="731520"/>
+                <wp:effectExtent l="38100" t="38100" r="41910" b="30480"/>
+                <wp:wrapNone/>
+                <wp:docPr id="1840774566" name="Straight Arrow Connector 5"/>
+                <wp:cNvGraphicFramePr/>
+                <a:graphic xmlns:a="http://schemas.openxmlformats.org/drawingml/2006/main">
+                  <a:graphicData uri="http://schemas.microsoft.com/office/word/2010/wordprocessingShape">
+                    <wps:wsp>
+                      <wps:cNvCnPr/>
+                      <wps:spPr>
+                        <a:xfrm flipV="1">
+                          <a:off x="0" y="0"/>
+                          <a:ext cx="872490" cy="731520"/>
+                        </a:xfrm>
+                        <a:prstGeom prst="straightConnector1">
+                          <a:avLst/>
+                        </a:prstGeom>
+                        <a:ln w="76200" cap="flat" cmpd="sng" algn="ctr">
+                          <a:solidFill>
+                            <a:srgbClr val="EE0000"/>
+                          </a:solidFill>
+                          <a:prstDash val="solid"/>
+                          <a:round/>
+                          <a:headEnd type="none" w="med" len="med"/>
+                          <a:tailEnd type="arrow" w="med" len="med"/>
+                        </a:ln>
+                      </wps:spPr>
+                      <wps:style>
+                        <a:lnRef idx="0">
+                          <a:scrgbClr r="0" g="0" b="0"/>
+                        </a:lnRef>
+                        <a:fillRef idx="0">
+                          <a:scrgbClr r="0" g="0" b="0"/>
+                        </a:fillRef>
+                        <a:effectRef idx="0">
+                          <a:scrgbClr r="0" g="0" b="0"/>
+                        </a:effectRef>
+                        <a:fontRef idx="minor">
+                          <a:schemeClr val="tx1"/>
+                        </a:fontRef>
+                      </wps:style>
+                      <wps:bodyPr/>
+                    </wps:wsp>
+                  </a:graphicData>
+                </a:graphic>
+                <wp14:sizeRelH relativeFrom="margin">
+                  <wp14:pctWidth>0</wp14:pctWidth>
+                </wp14:sizeRelH>
+                <wp14:sizeRelV relativeFrom="margin">
+                  <wp14:pctHeight>0</wp14:pctHeight>
+                </wp14:sizeRelV>
+              </wp:anchor>
+            </w:drawing>
+          </mc:Choice>
+          <mc:Fallback>
+            <w:pict>
+              <v:shape w14:anchorId="0D3AEE96" id="Straight Arrow Connector 5" o:spid="_x0000_s1026" type="#_x0000_t32" style="position:absolute;margin-left:318.25pt;margin-top:194.3pt;width:68.7pt;height:57.6pt;flip:y;z-index:251663360;visibility:visible;mso-wrap-style:square;mso-width-percent:0;mso-height-percent:0;mso-wrap-distance-left:9pt;mso-wrap-distance-top:0;mso-wrap-distance-right:9pt;mso-wrap-distance-bottom:0;mso-position-horizontal:absolute;mso-position-horizontal-relative:text;mso-position-vertical:absolute;mso-position-vertical-relative:text;mso-width-percent:0;mso-height-percent:0;mso-width-relative:margin;mso-height-relative:margin" o:gfxdata="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" strokecolor="#e00" strokeweight="6pt">
+                <v:stroke endarrow="open"/>
+              </v:shape>
+            </w:pict>
+          </mc:Fallback>
+        </mc:AlternateContent>
+      </w:r>
+      <w:r>
+        <w:rPr>
+          <w:noProof/>
+        </w:rPr>
         <w:drawing>
-          <wp:inline distT="0" distB="0" distL="0" distR="0" wp14:anchorId="05BC248C" wp14:editId="788470EB">
-            <wp:extent cx="3078000" cy="5785200"/>
-            <wp:effectExtent l="0" t="0" r="8255" b="6350"/>
-            <wp:docPr id="38855679" name="Picture 3"/>
+          <wp:anchor distT="0" distB="0" distL="114300" distR="114300" simplePos="0" relativeHeight="251660288" behindDoc="0" locked="0" layoutInCell="1" allowOverlap="1" wp14:anchorId="6C8664FA" wp14:editId="28D48E68">
+            <wp:simplePos x="0" y="0"/>
+            <wp:positionH relativeFrom="column">
+              <wp:posOffset>1332865</wp:posOffset>
+            </wp:positionH>
+            <wp:positionV relativeFrom="paragraph">
+              <wp:posOffset>1339850</wp:posOffset>
+            </wp:positionV>
+            <wp:extent cx="2963545" cy="4876800"/>
+            <wp:effectExtent l="0" t="0" r="8255" b="0"/>
+            <wp:wrapNone/>
+            <wp:docPr id="470761237" name="Picture 3"/>
+            <wp:cNvGraphicFramePr>
+              <a:graphicFrameLocks xmlns:a="http://schemas.openxmlformats.org/drawingml/2006/main" noChangeAspect="1"/>
+            </wp:cNvGraphicFramePr>
+            <a:graphic xmlns:a="http://schemas.openxmlformats.org/drawingml/2006/main">
+              <a:graphicData uri="http://schemas.openxmlformats.org/drawingml/2006/picture">
+                <pic:pic xmlns:pic="http://schemas.openxmlformats.org/drawingml/2006/picture">
+                  <pic:nvPicPr>
+                    <pic:cNvPr id="0" name="Picture 2"/>
+                    <pic:cNvPicPr>
+                      <a:picLocks noChangeAspect="1" noChangeArrowheads="1"/>
+                    </pic:cNvPicPr>
+                  </pic:nvPicPr>
+                  <pic:blipFill rotWithShape="1">
+                    <a:blip r:embed="rId7" cstate="print">
+                      <a:extLst>
+                        <a:ext uri="{28A0092B-C50C-407E-A947-70E740481C1C}">
+                          <a14:useLocalDpi xmlns:a14="http://schemas.microsoft.com/office/drawing/2010/main" val="0"/>
+                        </a:ext>
+                      </a:extLst>
+                    </a:blip>
+                    <a:srcRect b="17090"/>
+                    <a:stretch>
+                      <a:fillRect/>
+                    </a:stretch>
+                  </pic:blipFill>
+                  <pic:spPr bwMode="auto">
+                    <a:xfrm>
+                      <a:off x="0" y="0"/>
+                      <a:ext cx="2963545" cy="4876800"/>
+                    </a:xfrm>
+                    <a:prstGeom prst="rect">
+                      <a:avLst/>
+                    </a:prstGeom>
+                    <a:noFill/>
+                    <a:ln>
+                      <a:noFill/>
+                    </a:ln>
+                    <a:extLst>
+                      <a:ext uri="{53640926-AAD7-44D8-BBD7-CCE9431645EC}">
+                        <a14:shadowObscured xmlns:a14="http://schemas.microsoft.com/office/drawing/2010/main"/>
+                      </a:ext>
+                    </a:extLst>
+                  </pic:spPr>
+                </pic:pic>
+              </a:graphicData>
+            </a:graphic>
+            <wp14:sizeRelH relativeFrom="margin">
+              <wp14:pctWidth>0</wp14:pctWidth>
+            </wp14:sizeRelH>
+            <wp14:sizeRelV relativeFrom="margin">
+              <wp14:pctHeight>0</wp14:pctHeight>
+            </wp14:sizeRelV>
+          </wp:anchor>
+        </w:drawing>
+      </w:r>
+      <w:r>
+        <w:rPr>
+          <w:noProof/>
+        </w:rPr>
+        <w:drawing>
+          <wp:anchor distT="0" distB="0" distL="114300" distR="114300" simplePos="0" relativeHeight="251661312" behindDoc="0" locked="0" layoutInCell="1" allowOverlap="1" wp14:anchorId="44CDEDCA" wp14:editId="109D7000">
+            <wp:simplePos x="0" y="0"/>
+            <wp:positionH relativeFrom="column">
+              <wp:posOffset>4510405</wp:posOffset>
+            </wp:positionH>
+            <wp:positionV relativeFrom="paragraph">
+              <wp:posOffset>1035050</wp:posOffset>
+            </wp:positionV>
+            <wp:extent cx="1704975" cy="1645920"/>
+            <wp:effectExtent l="0" t="0" r="9525" b="0"/>
+            <wp:wrapNone/>
+            <wp:docPr id="492708721" name="Picture 4"/>
             <wp:cNvGraphicFramePr>
               <a:graphicFrameLocks xmlns:a="http://schemas.openxmlformats.org/drawingml/2006/main" noChangeAspect="1"/>
             </wp:cNvGraphicFramePr>
@@ -607,15 +1149,15 @@
                       <a:picLocks noChangeAspect="1" noChangeArrowheads="1"/>
                     </pic:cNvPicPr>
                   </pic:nvPicPr>
-                  <pic:blipFill>
-                    <a:blip r:embed="rId7" cstate="print">
+                  <pic:blipFill rotWithShape="1">
+                    <a:blip r:embed="rId8" cstate="print">
                       <a:extLst>
                         <a:ext uri="{28A0092B-C50C-407E-A947-70E740481C1C}">
                           <a14:useLocalDpi xmlns:a14="http://schemas.microsoft.com/office/drawing/2010/main" val="0"/>
                         </a:ext>
                       </a:extLst>
                     </a:blip>
-                    <a:srcRect/>
+                    <a:srcRect l="41979" t="21953" r="1" b="49808"/>
                     <a:stretch>
                       <a:fillRect/>
                     </a:stretch>
@@ -623,7 +1165,7 @@
                   <pic:spPr bwMode="auto">
                     <a:xfrm>
                       <a:off x="0" y="0"/>
-                      <a:ext cx="3078000" cy="5785200"/>
+                      <a:ext cx="1704975" cy="1645920"/>
                     </a:xfrm>
                     <a:prstGeom prst="rect">
                       <a:avLst/>
@@ -632,13 +1174,24 @@
                     <a:ln>
                       <a:noFill/>
                     </a:ln>
+                    <a:extLst>
+                      <a:ext uri="{53640926-AAD7-44D8-BBD7-CCE9431645EC}">
+                        <a14:shadowObscured xmlns:a14="http://schemas.microsoft.com/office/drawing/2010/main"/>
+                      </a:ext>
+                    </a:extLst>
                   </pic:spPr>
                 </pic:pic>
               </a:graphicData>
             </a:graphic>
-          </wp:inline>
+          </wp:anchor>
         </w:drawing>
       </w:r>
+      <w:r>
+        <w:rPr>
+          <w:noProof/>
+        </w:rPr>
+        <w:br w:type="page"/>
+      </w:r>
     </w:p>
     <w:p>
       <w:pPr>
@@ -646,12 +1199,13 @@
           <w:noProof/>
         </w:rPr>
       </w:pPr>
-      <w:r>
+    </w:p>
+    <w:p>
+      <w:pPr>
         <w:rPr>
           <w:noProof/>
         </w:rPr>
-        <w:br w:type="page"/>
-      </w:r>
+      </w:pPr>
     </w:p>
     <w:p>
       <w:pPr>
@@ -664,7 +1218,6 @@
         <w:rPr>
           <w:noProof/>
         </w:rPr>
-        <w:lastRenderedPageBreak/>
         <w:t>Offline Funktion</w:t>
       </w:r>
     </w:p>
@@ -710,6 +1263,9 @@
       </w:r>
     </w:p>
     <w:p>
+      <w:pPr>
+        <w:jc w:val="center"/>
+      </w:pPr>
       <w:r>
         <w:t>Besteht keine Internet Verbindung zeigt die App dies an:</w:t>
       </w:r>
@@ -741,7 +1297,7 @@
                     </pic:cNvPicPr>
                   </pic:nvPicPr>
                   <pic:blipFill>
-                    <a:blip r:embed="rId8" cstate="print">
+                    <a:blip r:embed="rId9" cstate="print">
                       <a:extLst>
                         <a:ext uri="{28A0092B-C50C-407E-A947-70E740481C1C}">
                           <a14:useLocalDpi xmlns:a14="http://schemas.microsoft.com/office/drawing/2010/main" val="0"/>
@@ -817,6 +1373,9 @@
       </w:r>
     </w:p>
     <w:p>
+      <w:pPr>
+        <w:jc w:val="center"/>
+      </w:pPr>
       <w:r>
         <w:rPr>
           <w:noProof/>
@@ -839,7 +1398,7 @@
                     </pic:cNvPicPr>
                   </pic:nvPicPr>
                   <pic:blipFill>
-                    <a:blip r:embed="rId9" cstate="print">
+                    <a:blip r:embed="rId10" cstate="print">
                       <a:extLst>
                         <a:ext uri="{28A0092B-C50C-407E-A947-70E740481C1C}">
                           <a14:useLocalDpi xmlns:a14="http://schemas.microsoft.com/office/drawing/2010/main" val="0"/>
@@ -883,6 +1442,9 @@
       </w:r>
     </w:p>
     <w:p>
+      <w:pPr>
+        <w:jc w:val="center"/>
+      </w:pPr>
       <w:r>
         <w:rPr>
           <w:noProof/>
@@ -905,7 +1467,7 @@
                     </pic:cNvPicPr>
                   </pic:nvPicPr>
                   <pic:blipFill rotWithShape="1">
-                    <a:blip r:embed="rId10" cstate="print">
+                    <a:blip r:embed="rId11" cstate="print">
                       <a:extLst>
                         <a:ext uri="{28A0092B-C50C-407E-A947-70E740481C1C}">
                           <a14:useLocalDpi xmlns:a14="http://schemas.microsoft.com/office/drawing/2010/main" val="0"/>
